--- a/files/LEG_Draft_Contract.docx
+++ b/files/LEG_Draft_Contract.docx
@@ -10,21 +10,12 @@
         <w:rPr>
           <w:color w:val="1F4E78"/>
         </w:rPr>
-        <w:t>Legal Contract — LEG Draft Contract</w:t>
+        <w:t>Master Services Agreement (Draft v2.3) - Zava Group and Apex Technology Bhd</w:t>
       </w:r>
     </w:p>
     <w:p>
       <w:r>
-        <w:rPr>
-          <w:i/>
-        </w:rPr>
-        <w:t>Document owner: Legal Contract Office</w:t>
-      </w:r>
-      <w:r>
-        <w:rPr>
-          <w:i/>
-        </w:rPr>
-        <w:t xml:space="preserve">  ·  Version: FY2025-A  ·  Classification: Internal — Working</w:t>
+        <w:t>Parties: Zava Holdings Berhad (Customer) and Apex Technology Bhd (Supplier) | Document version: v2.3 | Drafter: Lim Mei Ling (Group Legal) | Date: 12-May-2026</w:t>
       </w:r>
     </w:p>
     <w:p>
@@ -32,17 +23,12 @@
         <w:pStyle w:val="Heading1"/>
       </w:pPr>
       <w:r>
-        <w:t>1. Executive Summary</w:t>
+        <w:t>1. Definitions</w:t>
       </w:r>
     </w:p>
     <w:p>
       <w:r>
-        <w:t>This document is the working artefact for the leg draft contract use case in the legal contract domain. It is staged for a Microsoft 365 Copilot Cowork / Notebook demo and contains plausible (illustrative) figures, lists, and narratives — not real customer data. The numbers tie back to the companion spreadsheet of the same stem.</w:t>
-      </w:r>
-    </w:p>
-    <w:p>
-      <w:r>
-        <w:t>The intended demo flow: a legal contract stakeholder asks Copilot to summarise, compare, draft, or distribute the contents of this file alongside related artefacts. Cowork fans the task out into 5 parallel sub-tasks (draft Word, draft email, schedule meeting, post Teams message, build action tracker). Notebook adds it as a source and answers grounded questions across all sources.</w:t>
+        <w:t>In this Agreement, unless the context otherwise requires: (a) "Services" means the managed cloud services described in Schedule 1; (b) "Effective Date" means the date of the last signature on the signature page; (c) "Term" means the period commencing on the Effective Date and ending 36 months thereafter, unless terminated earlier in accordance with Clause 14; (d) "Confidential Information" means any information disclosed by one Party to the other that is marked confidential or would reasonably be understood to be confidential.</w:t>
       </w:r>
     </w:p>
     <w:p>
@@ -50,17 +36,39 @@
         <w:pStyle w:val="Heading1"/>
       </w:pPr>
       <w:r>
-        <w:t>2. Scenario &amp; Background</w:t>
+        <w:t>2. Services and SLAs</w:t>
       </w:r>
     </w:p>
     <w:p>
+      <w:pPr>
+        <w:pStyle w:val="ListBullet"/>
+      </w:pPr>
       <w:r>
-        <w:t>The Group is mid-cycle on its FY2025 close and is rolling forward into FY2026 planning. The legal contract portfolio has surfaced a mix of on-track lines and corrective items. This leg draft contract captures the working position on those items so the Group office, the operating committee, and (where relevant) the regulator-facing officer can align on next steps.</w:t>
+        <w:t>Service Catalogue per Schedule 1 - 14 service items</w:t>
       </w:r>
     </w:p>
     <w:p>
+      <w:pPr>
+        <w:pStyle w:val="ListBullet"/>
+      </w:pPr>
       <w:r>
-        <w:t>The team has triangulated the working dataset against three peer benchmarks and against the regulator's published thresholds for the sector. Findings carried over from the prior cycle have been re-examined to test whether the original assumptions still hold under the FY2026 base case.</w:t>
+        <w:t>Availability SLA: 99.95% per calendar month - measured per Schedule 2</w:t>
+      </w:r>
+    </w:p>
+    <w:p>
+      <w:pPr>
+        <w:pStyle w:val="ListBullet"/>
+      </w:pPr>
+      <w:r>
+        <w:t>Service credits cap at 10% of monthly recurring charge</w:t>
+      </w:r>
+    </w:p>
+    <w:p>
+      <w:pPr>
+        <w:pStyle w:val="ListBullet"/>
+      </w:pPr>
+      <w:r>
+        <w:t>Right of termination if SLA breached in 3 consecutive months &gt; 1% below target</w:t>
       </w:r>
     </w:p>
     <w:p>
@@ -68,59 +76,169 @@
         <w:pStyle w:val="Heading1"/>
       </w:pPr>
       <w:r>
-        <w:t>3. Detail &amp; Working</w:t>
+        <w:t>3. Commercial terms (commercially-sensitive)</w:t>
       </w:r>
     </w:p>
+    <w:tbl>
+      <w:tblPr>
+        <w:tblStyle w:val="LightGrid-Accent1"/>
+        <w:tblW w:type="auto" w:w="0"/>
+        <w:tblLook w:firstColumn="1" w:firstRow="1" w:lastColumn="0" w:lastRow="0" w:noHBand="0" w:noVBand="1" w:val="04A0"/>
+      </w:tblPr>
+      <w:tblGrid>
+        <w:gridCol w:w="4320"/>
+        <w:gridCol w:w="4320"/>
+      </w:tblGrid>
+      <w:tr>
+        <w:tc>
+          <w:tcPr>
+            <w:tcW w:type="dxa" w:w="4320"/>
+          </w:tcPr>
+          <w:p>
+            <w:r>
+              <w:rPr>
+                <w:b/>
+              </w:rPr>
+              <w:t>Item</w:t>
+            </w:r>
+          </w:p>
+        </w:tc>
+        <w:tc>
+          <w:tcPr>
+            <w:tcW w:type="dxa" w:w="4320"/>
+          </w:tcPr>
+          <w:p>
+            <w:r>
+              <w:rPr>
+                <w:b/>
+              </w:rPr>
+              <w:t>Value</w:t>
+            </w:r>
+          </w:p>
+        </w:tc>
+      </w:tr>
+      <w:tr>
+        <w:tc>
+          <w:tcPr>
+            <w:tcW w:type="dxa" w:w="4320"/>
+          </w:tcPr>
+          <w:p>
+            <w:r>
+              <w:t>Initial Term</w:t>
+            </w:r>
+          </w:p>
+        </w:tc>
+        <w:tc>
+          <w:tcPr>
+            <w:tcW w:type="dxa" w:w="4320"/>
+          </w:tcPr>
+          <w:p>
+            <w:r>
+              <w:t>36 months from Effective Date</w:t>
+            </w:r>
+          </w:p>
+        </w:tc>
+      </w:tr>
+      <w:tr>
+        <w:tc>
+          <w:tcPr>
+            <w:tcW w:type="dxa" w:w="4320"/>
+          </w:tcPr>
+          <w:p>
+            <w:r>
+              <w:t>Annual Service Fee</w:t>
+            </w:r>
+          </w:p>
+        </w:tc>
+        <w:tc>
+          <w:tcPr>
+            <w:tcW w:type="dxa" w:w="4320"/>
+          </w:tcPr>
+          <w:p>
+            <w:r>
+              <w:t>MYR 12,400,000 indexed to CPI annually (cap 4%)</w:t>
+            </w:r>
+          </w:p>
+        </w:tc>
+      </w:tr>
+      <w:tr>
+        <w:tc>
+          <w:tcPr>
+            <w:tcW w:type="dxa" w:w="4320"/>
+          </w:tcPr>
+          <w:p>
+            <w:r>
+              <w:t>Payment terms</w:t>
+            </w:r>
+          </w:p>
+        </w:tc>
+        <w:tc>
+          <w:tcPr>
+            <w:tcW w:type="dxa" w:w="4320"/>
+          </w:tcPr>
+          <w:p>
+            <w:r>
+              <w:t>30 days from valid e-invoice</w:t>
+            </w:r>
+          </w:p>
+        </w:tc>
+      </w:tr>
+      <w:tr>
+        <w:tc>
+          <w:tcPr>
+            <w:tcW w:type="dxa" w:w="4320"/>
+          </w:tcPr>
+          <w:p>
+            <w:r>
+              <w:t>Late-payment interest</w:t>
+            </w:r>
+          </w:p>
+        </w:tc>
+        <w:tc>
+          <w:tcPr>
+            <w:tcW w:type="dxa" w:w="4320"/>
+          </w:tcPr>
+          <w:p>
+            <w:r>
+              <w:t>3-month KLIBOR + 1.5%</w:t>
+            </w:r>
+          </w:p>
+        </w:tc>
+      </w:tr>
+      <w:tr>
+        <w:tc>
+          <w:tcPr>
+            <w:tcW w:type="dxa" w:w="4320"/>
+          </w:tcPr>
+          <w:p>
+            <w:r>
+              <w:t>Renewal</w:t>
+            </w:r>
+          </w:p>
+        </w:tc>
+        <w:tc>
+          <w:tcPr>
+            <w:tcW w:type="dxa" w:w="4320"/>
+          </w:tcPr>
+          <w:p>
+            <w:r>
+              <w:t>Automatic renewal 12 months unless 6 months prior notice</w:t>
+            </w:r>
+          </w:p>
+        </w:tc>
+      </w:tr>
+    </w:tbl>
     <w:p>
       <w:pPr>
-        <w:pStyle w:val="Heading2"/>
+        <w:pStyle w:val="Heading1"/>
       </w:pPr>
       <w:r>
-        <w:t>3.1 Position at end of period</w:t>
+        <w:t>4. Confidentiality</w:t>
       </w:r>
     </w:p>
     <w:p>
       <w:r>
-        <w:t>The closing position by unit / segment is captured in the Contract Index tab of the companion workbook. Headline metrics — Open Matters, Closed, Avg Days — are within the agreed corridors for Commercial, Procurement, and Employment; outside the corridor for M&amp;A and Litigation; and under recovery monitoring for Regulatory.</w:t>
-      </w:r>
-    </w:p>
-    <w:p>
-      <w:pPr>
-        <w:pStyle w:val="Heading2"/>
-      </w:pPr>
-      <w:r>
-        <w:t>3.2 Key drivers</w:t>
-      </w:r>
-    </w:p>
-    <w:p>
-      <w:r>
-        <w:t>The driver bridge (see Risk Bridge tab) attributes the FY25 variance to a balanced mix of volume / mix, pricing and discount discipline, cost base reset, capex re-baseline, working capital, regulatory provisions, FX and hedging, and productivity / automation. Each driver carries an owner and a status (on-track / at-risk / behind / recovered / mitigated).</w:t>
-      </w:r>
-    </w:p>
-    <w:p>
-      <w:pPr>
-        <w:pStyle w:val="Heading2"/>
-      </w:pPr>
-      <w:r>
-        <w:t>3.3 Sensitivities and assumptions</w:t>
-      </w:r>
-    </w:p>
-    <w:p>
-      <w:r>
-        <w:t>The base case assumes FY2026 macro inputs hold within plus/minus 50 basis points of the current corridor. The upside and downside scenarios stress the headline metrics by plus/minus two corridors and re-test the recovery plan owners against the stressed position. Key sensitivities: rate path, FX MYR/USD, commodity benchmarks, regulator timing, and customer concentration.</w:t>
-      </w:r>
-    </w:p>
-    <w:p>
-      <w:pPr>
-        <w:pStyle w:val="Heading2"/>
-      </w:pPr>
-      <w:r>
-        <w:t>3.4 Open issues and unknowns</w:t>
-      </w:r>
-    </w:p>
-    <w:p>
-      <w:r>
-        <w:t>The watchlist (see Negotiation Tracker tab) tracks 14 indicators flagged in the prior review. Eight are on-track, four are within five points of the threshold (watch), and two have breached and triggered the escalation protocol. Owners and remediation dates are recorded against each item.</w:t>
+        <w:t>Each Party shall keep confidential all Confidential Information of the other Party for the duration of the Term and for 5 years after termination. Exceptions: information that is (a) publicly available without breach; (b) independently developed; (c) required to be disclosed by law or regulator.</w:t>
       </w:r>
     </w:p>
     <w:p>
@@ -128,7 +246,7 @@
         <w:pStyle w:val="Heading1"/>
       </w:pPr>
       <w:r>
-        <w:t>4. Recommended Actions</w:t>
+        <w:t>5. Data protection and security</w:t>
       </w:r>
     </w:p>
     <w:p>
@@ -136,7 +254,7 @@
         <w:pStyle w:val="ListBullet"/>
       </w:pPr>
       <w:r>
-        <w:t>Confirm the leg draft contract narrative with the Legal Contract CFO before the Board cut-off.</w:t>
+        <w:t>PDPA 2010 (Malaysia) compliance - Supplier acts as Data Processor</w:t>
       </w:r>
     </w:p>
     <w:p>
@@ -144,7 +262,7 @@
         <w:pStyle w:val="ListBullet"/>
       </w:pPr>
       <w:r>
-        <w:t>Lock the assumption set for the recovery plan and circulate to the division MDs for sign-off.</w:t>
+        <w:t>Security: ISO 27001 certification required; annual re-cert evidence to be provided</w:t>
       </w:r>
     </w:p>
     <w:p>
@@ -152,7 +270,7 @@
         <w:pStyle w:val="ListBullet"/>
       </w:pPr>
       <w:r>
-        <w:t>Pre-brief the regulator-facing officer on the 30/60/90-day commitments.</w:t>
+        <w:t>Data location: Malaysia primary, Singapore DR; written approval for any change</w:t>
       </w:r>
     </w:p>
     <w:p>
@@ -160,7 +278,28 @@
         <w:pStyle w:val="ListBullet"/>
       </w:pPr>
       <w:r>
-        <w:t>Schedule the cross-functional review with risk, legal, IR, and procurement.</w:t>
+        <w:t>Breach notification: within 24 hours of awareness to the Customer DPO</w:t>
+      </w:r>
+    </w:p>
+    <w:p>
+      <w:pPr>
+        <w:pStyle w:val="Heading1"/>
+      </w:pPr>
+      <w:r>
+        <w:t>6. Limitation of liability</w:t>
+      </w:r>
+    </w:p>
+    <w:p>
+      <w:r>
+        <w:t>Each Party's aggregate liability under this Agreement (whether in contract, tort, or otherwise) shall be capped at 100% of the fees paid or payable in the 12 months immediately preceding the event giving rise to the claim. The cap shall not apply to: (a) fraud or wilful misconduct; (b) breach of confidentiality; (c) infringement of intellectual property; (d) breach of data protection obligations; (e) personal injury or death caused by negligence.</w:t>
+      </w:r>
+    </w:p>
+    <w:p>
+      <w:pPr>
+        <w:pStyle w:val="Heading1"/>
+      </w:pPr>
+      <w:r>
+        <w:t>7. Open items for negotiation</w:t>
       </w:r>
     </w:p>
     <w:p>
@@ -168,7 +307,7 @@
         <w:pStyle w:val="ListBullet"/>
       </w:pPr>
       <w:r>
-        <w:t>Capture decisions in the Group decision log with named owners, due dates, and tracking links.</w:t>
+        <w:t>Clause 6 cap - we are seeking 200% of trailing 12-month fees</w:t>
       </w:r>
     </w:p>
     <w:p>
@@ -176,15 +315,7 @@
         <w:pStyle w:val="ListBullet"/>
       </w:pPr>
       <w:r>
-        <w:t>Stand up a 5-day Cowork sprint to publish the variance brief, lender holding lines, IR Q&amp;A pack, and ExCo update.</w:t>
-      </w:r>
-    </w:p>
-    <w:p>
-      <w:pPr>
-        <w:pStyle w:val="Heading1"/>
-      </w:pPr>
-      <w:r>
-        <w:t>5. Appendix — Working dataset units</w:t>
+        <w:t>Clause 4 - mutual NDA period - Supplier wants 3 years; we want 5</w:t>
       </w:r>
     </w:p>
     <w:p>
@@ -192,76 +323,7 @@
         <w:pStyle w:val="ListBullet"/>
       </w:pPr>
       <w:r>
-        <w:t>Commercial</w:t>
-      </w:r>
-    </w:p>
-    <w:p>
-      <w:pPr>
-        <w:pStyle w:val="ListBullet"/>
-      </w:pPr>
-      <w:r>
-        <w:t>Procurement</w:t>
-      </w:r>
-    </w:p>
-    <w:p>
-      <w:pPr>
-        <w:pStyle w:val="ListBullet"/>
-      </w:pPr>
-      <w:r>
-        <w:t>Employment</w:t>
-      </w:r>
-    </w:p>
-    <w:p>
-      <w:pPr>
-        <w:pStyle w:val="ListBullet"/>
-      </w:pPr>
-      <w:r>
-        <w:t>M&amp;A</w:t>
-      </w:r>
-    </w:p>
-    <w:p>
-      <w:pPr>
-        <w:pStyle w:val="ListBullet"/>
-      </w:pPr>
-      <w:r>
-        <w:t>Litigation</w:t>
-      </w:r>
-    </w:p>
-    <w:p>
-      <w:pPr>
-        <w:pStyle w:val="ListBullet"/>
-      </w:pPr>
-      <w:r>
-        <w:t>Regulatory</w:t>
-      </w:r>
-    </w:p>
-    <w:p>
-      <w:pPr>
-        <w:pStyle w:val="ListBullet"/>
-      </w:pPr>
-      <w:r>
-        <w:t>IP</w:t>
-      </w:r>
-    </w:p>
-    <w:p>
-      <w:pPr>
-        <w:pStyle w:val="ListBullet"/>
-      </w:pPr>
-      <w:r>
-        <w:t>Total</w:t>
-      </w:r>
-    </w:p>
-    <w:p>
-      <w:pPr>
-        <w:pStyle w:val="Heading1"/>
-      </w:pPr>
-      <w:r>
-        <w:t>6. Sign-off &amp; Distribution</w:t>
-      </w:r>
-    </w:p>
-    <w:p>
-      <w:r>
-        <w:t>Prepared by: Legal Contract Office  ·  Reviewed by: CFO  ·  Approved by: CEO  ·  Distributed to: Board, ExCo, Risk Committee, IR, Group Strategy.</w:t>
+        <w:t>Schedule 2 service credits - Supplier wants cap at 5%; we are pushing for 10%</w:t>
       </w:r>
     </w:p>
     <w:sectPr>
@@ -637,6 +699,10 @@
     <w:name w:val="Normal"/>
     <w:qFormat/>
     <w:rsid w:val="00FC693F"/>
+    <w:rPr>
+      <w:rFonts w:ascii="Aptos" w:hAnsi="Aptos"/>
+      <w:sz w:val="22"/>
+    </w:rPr>
   </w:style>
   <w:style w:type="paragraph" w:styleId="Header">
     <w:name w:val="header"/>

--- a/files/LEG_Draft_Contract.docx
+++ b/files/LEG_Draft_Contract.docx
@@ -4,79 +4,212 @@
   <w:body>
     <w:p>
       <w:pPr>
-        <w:pStyle w:val="Title"/>
+        <w:jc w:val="left"/>
       </w:pPr>
       <w:r>
         <w:rPr>
-          <w:color w:val="1F4E78"/>
+          <w:b/>
+          <w:color w:val="6B7280"/>
+          <w:sz w:val="18"/>
         </w:rPr>
-        <w:t>Master Services Agreement (Draft v2.3) - Zava Group and Apex Technology Bhd</w:t>
-      </w:r>
-    </w:p>
-    <w:p>
-      <w:r>
-        <w:t>Parties: Zava Holdings Berhad (Customer) and Apex Technology Bhd (Supplier) | Document version: v2.3 | Drafter: Lim Mei Ling (Group Legal) | Date: 12-May-2026</w:t>
+        <w:t>ZAVA CONGLOMERATE</w:t>
       </w:r>
     </w:p>
     <w:p>
       <w:pPr>
-        <w:pStyle w:val="Heading1"/>
+        <w:spacing w:after="40"/>
       </w:pPr>
       <w:r>
-        <w:t>1. Definitions</w:t>
-      </w:r>
-    </w:p>
-    <w:p>
-      <w:r>
-        <w:t>In this Agreement, unless the context otherwise requires: (a) "Services" means the managed cloud services described in Schedule 1; (b) "Effective Date" means the date of the last signature on the signature page; (c) "Term" means the period commencing on the Effective Date and ending 36 months thereafter, unless terminated earlier in accordance with Clause 14; (d) "Confidential Information" means any information disclosed by one Party to the other that is marked confidential or would reasonably be understood to be confidential.</w:t>
+        <w:rPr>
+          <w:b/>
+          <w:color w:val="1F2D55"/>
+          <w:sz w:val="44"/>
+        </w:rPr>
+        <w:t>LEG Draft Contract</w:t>
       </w:r>
     </w:p>
     <w:p>
       <w:pPr>
-        <w:pStyle w:val="Heading1"/>
+        <w:spacing w:after="200"/>
       </w:pPr>
       <w:r>
-        <w:t>2. Services and SLAs</w:t>
+        <w:rPr>
+          <w:i/>
+          <w:color w:val="4B5B7C"/>
+          <w:sz w:val="22"/>
+        </w:rPr>
+        <w:t>Contract · Confidential</w:t>
       </w:r>
     </w:p>
     <w:p>
       <w:pPr>
-        <w:pStyle w:val="ListBullet"/>
+        <w:spacing w:after="40"/>
       </w:pPr>
       <w:r>
-        <w:t>Service Catalogue per Schedule 1 - 14 service items</w:t>
+        <w:rPr>
+          <w:b/>
+          <w:color w:val="1F2D55"/>
+          <w:sz w:val="20"/>
+        </w:rPr>
+        <w:t xml:space="preserve">Agreement reference:  </w:t>
+      </w:r>
+      <w:r>
+        <w:rPr>
+          <w:sz w:val="20"/>
+        </w:rPr>
+        <w:t>CON-2026-2015</w:t>
       </w:r>
     </w:p>
     <w:p>
       <w:pPr>
-        <w:pStyle w:val="ListBullet"/>
+        <w:spacing w:after="40"/>
       </w:pPr>
       <w:r>
-        <w:t>Availability SLA: 99.95% per calendar month - measured per Schedule 2</w:t>
+        <w:rPr>
+          <w:b/>
+          <w:color w:val="1F2D55"/>
+          <w:sz w:val="20"/>
+        </w:rPr>
+        <w:t xml:space="preserve">Parties:  </w:t>
+      </w:r>
+      <w:r>
+        <w:rPr>
+          <w:sz w:val="20"/>
+        </w:rPr>
+        <w:t>Zava Conglomerate Bhd ("Zava") and the Counterparty named in Schedule 1</w:t>
       </w:r>
     </w:p>
     <w:p>
       <w:pPr>
-        <w:pStyle w:val="ListBullet"/>
+        <w:spacing w:after="40"/>
       </w:pPr>
       <w:r>
-        <w:t>Service credits cap at 10% of monthly recurring charge</w:t>
+        <w:rPr>
+          <w:b/>
+          <w:color w:val="1F2D55"/>
+          <w:sz w:val="20"/>
+        </w:rPr>
+        <w:t xml:space="preserve">Effective date:  </w:t>
+      </w:r>
+      <w:r>
+        <w:rPr>
+          <w:sz w:val="20"/>
+        </w:rPr>
+        <w:t>05 May 2026</w:t>
       </w:r>
     </w:p>
     <w:p>
       <w:pPr>
-        <w:pStyle w:val="ListBullet"/>
+        <w:spacing w:after="40"/>
       </w:pPr>
       <w:r>
-        <w:t>Right of termination if SLA breached in 3 consecutive months &gt; 1% below target</w:t>
+        <w:rPr>
+          <w:b/>
+          <w:color w:val="1F2D55"/>
+          <w:sz w:val="20"/>
+        </w:rPr>
+        <w:t xml:space="preserve">Term:  </w:t>
+      </w:r>
+      <w:r>
+        <w:rPr>
+          <w:sz w:val="20"/>
+        </w:rPr>
+        <w:t>36 months from the Effective Date, renewable in 12-month increments</w:t>
       </w:r>
     </w:p>
     <w:p>
       <w:pPr>
-        <w:pStyle w:val="Heading1"/>
+        <w:spacing w:after="40"/>
       </w:pPr>
       <w:r>
-        <w:t>3. Commercial terms (commercially-sensitive)</w:t>
+        <w:rPr>
+          <w:b/>
+          <w:color w:val="1F2D55"/>
+          <w:sz w:val="20"/>
+        </w:rPr>
+        <w:t xml:space="preserve">Governing law:  </w:t>
+      </w:r>
+      <w:r>
+        <w:rPr>
+          <w:sz w:val="20"/>
+        </w:rPr>
+        <w:t>Laws of Malaysia; courts of Kuala Lumpur (exclusive jurisdiction)</w:t>
+      </w:r>
+    </w:p>
+    <w:p>
+      <w:pPr>
+        <w:spacing w:after="40"/>
+      </w:pPr>
+      <w:r>
+        <w:rPr>
+          <w:b/>
+          <w:color w:val="1F2D55"/>
+          <w:sz w:val="20"/>
+        </w:rPr>
+        <w:t xml:space="preserve">Source file:  </w:t>
+      </w:r>
+      <w:r>
+        <w:rPr>
+          <w:sz w:val="20"/>
+        </w:rPr>
+        <w:t>LEG_Draft_Contract.docx</w:t>
+      </w:r>
+    </w:p>
+    <w:p>
+      <w:pPr>
+        <w:spacing w:after="40"/>
+      </w:pPr>
+      <w:r>
+        <w:rPr>
+          <w:b/>
+          <w:color w:val="1F2D55"/>
+          <w:sz w:val="20"/>
+        </w:rPr>
+        <w:t xml:space="preserve">Status:  </w:t>
+      </w:r>
+      <w:r>
+        <w:rPr>
+          <w:sz w:val="20"/>
+        </w:rPr>
+        <w:t>Execution copy</w:t>
+      </w:r>
+    </w:p>
+    <w:p>
+      <w:pPr>
+        <w:spacing w:before="240" w:after="80"/>
+      </w:pPr>
+      <w:r>
+        <w:rPr>
+          <w:b/>
+          <w:color w:val="1F2D55"/>
+          <w:sz w:val="26"/>
+        </w:rPr>
+        <w:t>Recitals</w:t>
+      </w:r>
+    </w:p>
+    <w:p>
+      <w:pPr>
+        <w:spacing w:after="80"/>
+      </w:pPr>
+      <w:r>
+        <w:rPr>
+          <w:i w:val="0"/>
+          <w:sz w:val="20"/>
+        </w:rPr>
+        <w:t>WHEREAS, Zava engages in the business set out in Schedule 2 and wishes to procure / supply (as applicable) the goods, services or rights described in Schedule 3 (the "Services"); AND WHEREAS, the Counterparty represents that it has the capability, resources and authorisations to provide / receive (as applicable) the Services; AND WHEREAS, the parties intend to be legally bound by the terms set out in this Agreement.</w:t>
+      </w:r>
+    </w:p>
+    <w:p>
+      <w:pPr>
+        <w:spacing w:before="240" w:after="80"/>
+      </w:pPr>
+      <w:r>
+        <w:rPr>
+          <w:b/>
+          <w:color w:val="1F2D55"/>
+          <w:sz w:val="26"/>
+        </w:rPr>
+        <w:t>1. Definitions and interpretation</w:t>
       </w:r>
     </w:p>
     <w:tbl>
@@ -93,26 +226,32 @@
         <w:tc>
           <w:tcPr>
             <w:tcW w:type="dxa" w:w="4320"/>
+            <w:shd w:val="clear" w:color="auto" w:fill="1F2D55"/>
           </w:tcPr>
           <w:p>
             <w:r>
               <w:rPr>
                 <w:b/>
+                <w:color w:val="FFFFFF"/>
+                <w:sz w:val="18"/>
               </w:rPr>
-              <w:t>Item</w:t>
+              <w:t>Term</w:t>
             </w:r>
           </w:p>
         </w:tc>
         <w:tc>
           <w:tcPr>
             <w:tcW w:type="dxa" w:w="4320"/>
+            <w:shd w:val="clear" w:color="auto" w:fill="1F2D55"/>
           </w:tcPr>
           <w:p>
             <w:r>
               <w:rPr>
                 <w:b/>
+                <w:color w:val="FFFFFF"/>
+                <w:sz w:val="18"/>
               </w:rPr>
-              <w:t>Value</w:t>
+              <w:t>Meaning</w:t>
             </w:r>
           </w:p>
         </w:tc>
@@ -124,7 +263,10 @@
           </w:tcPr>
           <w:p>
             <w:r>
-              <w:t>Initial Term</w:t>
+              <w:rPr>
+                <w:sz w:val="18"/>
+              </w:rPr>
+              <w:t>Affiliate</w:t>
             </w:r>
           </w:p>
         </w:tc>
@@ -134,7 +276,10 @@
           </w:tcPr>
           <w:p>
             <w:r>
-              <w:t>36 months from Effective Date</w:t>
+              <w:rPr>
+                <w:sz w:val="18"/>
+              </w:rPr>
+              <w:t>Any entity controlling, controlled by or under common control with a party.</w:t>
             </w:r>
           </w:p>
         </w:tc>
@@ -146,7 +291,10 @@
           </w:tcPr>
           <w:p>
             <w:r>
-              <w:t>Annual Service Fee</w:t>
+              <w:rPr>
+                <w:sz w:val="18"/>
+              </w:rPr>
+              <w:t>Confidential Information</w:t>
             </w:r>
           </w:p>
         </w:tc>
@@ -156,7 +304,10 @@
           </w:tcPr>
           <w:p>
             <w:r>
-              <w:t>MYR 12,400,000 indexed to CPI annually (cap 4%)</w:t>
+              <w:rPr>
+                <w:sz w:val="18"/>
+              </w:rPr>
+              <w:t>Information disclosed by either party that is non-public, marked or by its nature ought to be treated as confidential.</w:t>
             </w:r>
           </w:p>
         </w:tc>
@@ -168,7 +319,10 @@
           </w:tcPr>
           <w:p>
             <w:r>
-              <w:t>Payment terms</w:t>
+              <w:rPr>
+                <w:sz w:val="18"/>
+              </w:rPr>
+              <w:t>Deliverables</w:t>
             </w:r>
           </w:p>
         </w:tc>
@@ -178,7 +332,10 @@
           </w:tcPr>
           <w:p>
             <w:r>
-              <w:t>30 days from valid e-invoice</w:t>
+              <w:rPr>
+                <w:sz w:val="18"/>
+              </w:rPr>
+              <w:t>Items, outputs, materials and reports listed in Schedule 3.</w:t>
             </w:r>
           </w:p>
         </w:tc>
@@ -190,7 +347,10 @@
           </w:tcPr>
           <w:p>
             <w:r>
-              <w:t>Late-payment interest</w:t>
+              <w:rPr>
+                <w:sz w:val="18"/>
+              </w:rPr>
+              <w:t>Force Majeure Event</w:t>
             </w:r>
           </w:p>
         </w:tc>
@@ -200,7 +360,10 @@
           </w:tcPr>
           <w:p>
             <w:r>
-              <w:t>3-month KLIBOR + 1.5%</w:t>
+              <w:rPr>
+                <w:sz w:val="18"/>
+              </w:rPr>
+              <w:t>An event beyond a party's reasonable control as defined in clause 11.</w:t>
             </w:r>
           </w:p>
         </w:tc>
@@ -212,7 +375,10 @@
           </w:tcPr>
           <w:p>
             <w:r>
-              <w:t>Renewal</w:t>
+              <w:rPr>
+                <w:sz w:val="18"/>
+              </w:rPr>
+              <w:t>Services</w:t>
             </w:r>
           </w:p>
         </w:tc>
@@ -222,7 +388,94 @@
           </w:tcPr>
           <w:p>
             <w:r>
-              <w:t>Automatic renewal 12 months unless 6 months prior notice</w:t>
+              <w:rPr>
+                <w:sz w:val="18"/>
+              </w:rPr>
+              <w:t>The activities described in Schedule 3 and any reasonable ancillary activities.</w:t>
+            </w:r>
+          </w:p>
+        </w:tc>
+      </w:tr>
+      <w:tr>
+        <w:tc>
+          <w:tcPr>
+            <w:tcW w:type="dxa" w:w="4320"/>
+          </w:tcPr>
+          <w:p>
+            <w:r>
+              <w:rPr>
+                <w:sz w:val="18"/>
+              </w:rPr>
+              <w:t>Service Levels</w:t>
+            </w:r>
+          </w:p>
+        </w:tc>
+        <w:tc>
+          <w:tcPr>
+            <w:tcW w:type="dxa" w:w="4320"/>
+          </w:tcPr>
+          <w:p>
+            <w:r>
+              <w:rPr>
+                <w:sz w:val="18"/>
+              </w:rPr>
+              <w:t>The performance standards in Schedule 4.</w:t>
+            </w:r>
+          </w:p>
+        </w:tc>
+      </w:tr>
+      <w:tr>
+        <w:tc>
+          <w:tcPr>
+            <w:tcW w:type="dxa" w:w="4320"/>
+          </w:tcPr>
+          <w:p>
+            <w:r>
+              <w:rPr>
+                <w:sz w:val="18"/>
+              </w:rPr>
+              <w:t>Service Credits</w:t>
+            </w:r>
+          </w:p>
+        </w:tc>
+        <w:tc>
+          <w:tcPr>
+            <w:tcW w:type="dxa" w:w="4320"/>
+          </w:tcPr>
+          <w:p>
+            <w:r>
+              <w:rPr>
+                <w:sz w:val="18"/>
+              </w:rPr>
+              <w:t>The credits payable for Service Level breaches per Schedule 4.</w:t>
+            </w:r>
+          </w:p>
+        </w:tc>
+      </w:tr>
+      <w:tr>
+        <w:tc>
+          <w:tcPr>
+            <w:tcW w:type="dxa" w:w="4320"/>
+          </w:tcPr>
+          <w:p>
+            <w:r>
+              <w:rPr>
+                <w:sz w:val="18"/>
+              </w:rPr>
+              <w:t>Tax</w:t>
+            </w:r>
+          </w:p>
+        </w:tc>
+        <w:tc>
+          <w:tcPr>
+            <w:tcW w:type="dxa" w:w="4320"/>
+          </w:tcPr>
+          <w:p>
+            <w:r>
+              <w:rPr>
+                <w:sz w:val="18"/>
+              </w:rPr>
+              <w:t>Any tax, levy, duty or charge of a similar nature imposed by any competent tax authority.</w:t>
             </w:r>
           </w:p>
         </w:tc>
@@ -230,100 +483,1041 @@
     </w:tbl>
     <w:p>
       <w:pPr>
-        <w:pStyle w:val="Heading1"/>
+        <w:spacing w:before="240" w:after="80"/>
       </w:pPr>
       <w:r>
-        <w:t>4. Confidentiality</w:t>
-      </w:r>
-    </w:p>
-    <w:p>
-      <w:r>
-        <w:t>Each Party shall keep confidential all Confidential Information of the other Party for the duration of the Term and for 5 years after termination. Exceptions: information that is (a) publicly available without breach; (b) independently developed; (c) required to be disclosed by law or regulator.</w:t>
+        <w:rPr>
+          <w:b/>
+          <w:color w:val="1F2D55"/>
+          <w:sz w:val="26"/>
+        </w:rPr>
+        <w:t>2. Scope of services</w:t>
       </w:r>
     </w:p>
     <w:p>
       <w:pPr>
-        <w:pStyle w:val="Heading1"/>
+        <w:spacing w:after="80"/>
       </w:pPr>
       <w:r>
-        <w:t>5. Data protection and security</w:t>
+        <w:rPr>
+          <w:i w:val="0"/>
+          <w:sz w:val="20"/>
+        </w:rPr>
+        <w:t>The Counterparty shall perform the Services in accordance with Schedule 3 and Industry Standard, provide the Deliverables by the dates set out therein, and meet the Service Levels in Schedule 4.</w:t>
+      </w:r>
+    </w:p>
+    <w:p>
+      <w:pPr>
+        <w:spacing w:before="240" w:after="80"/>
+      </w:pPr>
+      <w:r>
+        <w:rPr>
+          <w:b/>
+          <w:color w:val="1F2D55"/>
+          <w:sz w:val="26"/>
+        </w:rPr>
+        <w:t>3. Fees and payment</w:t>
+      </w:r>
+    </w:p>
+    <w:tbl>
+      <w:tblPr>
+        <w:tblStyle w:val="LightGrid-Accent1"/>
+        <w:tblW w:type="auto" w:w="0"/>
+        <w:tblLook w:firstColumn="1" w:firstRow="1" w:lastColumn="0" w:lastRow="0" w:noHBand="0" w:noVBand="1" w:val="04A0"/>
+      </w:tblPr>
+      <w:tblGrid>
+        <w:gridCol w:w="2160"/>
+        <w:gridCol w:w="2160"/>
+        <w:gridCol w:w="2160"/>
+        <w:gridCol w:w="2160"/>
+      </w:tblGrid>
+      <w:tr>
+        <w:tc>
+          <w:tcPr>
+            <w:tcW w:type="dxa" w:w="2160"/>
+            <w:shd w:val="clear" w:color="auto" w:fill="1F2D55"/>
+          </w:tcPr>
+          <w:p>
+            <w:r>
+              <w:rPr>
+                <w:b/>
+                <w:color w:val="FFFFFF"/>
+                <w:sz w:val="18"/>
+              </w:rPr>
+              <w:t>Item</w:t>
+            </w:r>
+          </w:p>
+        </w:tc>
+        <w:tc>
+          <w:tcPr>
+            <w:tcW w:type="dxa" w:w="2160"/>
+            <w:shd w:val="clear" w:color="auto" w:fill="1F2D55"/>
+          </w:tcPr>
+          <w:p>
+            <w:r>
+              <w:rPr>
+                <w:b/>
+                <w:color w:val="FFFFFF"/>
+                <w:sz w:val="18"/>
+              </w:rPr>
+              <w:t>Amount</w:t>
+            </w:r>
+          </w:p>
+        </w:tc>
+        <w:tc>
+          <w:tcPr>
+            <w:tcW w:type="dxa" w:w="2160"/>
+            <w:shd w:val="clear" w:color="auto" w:fill="1F2D55"/>
+          </w:tcPr>
+          <w:p>
+            <w:r>
+              <w:rPr>
+                <w:b/>
+                <w:color w:val="FFFFFF"/>
+                <w:sz w:val="18"/>
+              </w:rPr>
+              <w:t>Frequency</w:t>
+            </w:r>
+          </w:p>
+        </w:tc>
+        <w:tc>
+          <w:tcPr>
+            <w:tcW w:type="dxa" w:w="2160"/>
+            <w:shd w:val="clear" w:color="auto" w:fill="1F2D55"/>
+          </w:tcPr>
+          <w:p>
+            <w:r>
+              <w:rPr>
+                <w:b/>
+                <w:color w:val="FFFFFF"/>
+                <w:sz w:val="18"/>
+              </w:rPr>
+              <w:t>Notes</w:t>
+            </w:r>
+          </w:p>
+        </w:tc>
+      </w:tr>
+      <w:tr>
+        <w:tc>
+          <w:tcPr>
+            <w:tcW w:type="dxa" w:w="2160"/>
+          </w:tcPr>
+          <w:p>
+            <w:r>
+              <w:rPr>
+                <w:sz w:val="18"/>
+              </w:rPr>
+              <w:t>Service fee (fixed)</w:t>
+            </w:r>
+          </w:p>
+        </w:tc>
+        <w:tc>
+          <w:tcPr>
+            <w:tcW w:type="dxa" w:w="2160"/>
+          </w:tcPr>
+          <w:p>
+            <w:r>
+              <w:rPr>
+                <w:sz w:val="18"/>
+              </w:rPr>
+              <w:t>MYR 926.000 per month</w:t>
+            </w:r>
+          </w:p>
+        </w:tc>
+        <w:tc>
+          <w:tcPr>
+            <w:tcW w:type="dxa" w:w="2160"/>
+          </w:tcPr>
+          <w:p>
+            <w:r>
+              <w:rPr>
+                <w:sz w:val="18"/>
+              </w:rPr>
+              <w:t>Monthly</w:t>
+            </w:r>
+          </w:p>
+        </w:tc>
+        <w:tc>
+          <w:tcPr>
+            <w:tcW w:type="dxa" w:w="2160"/>
+          </w:tcPr>
+          <w:p>
+            <w:r>
+              <w:rPr>
+                <w:sz w:val="18"/>
+              </w:rPr>
+              <w:t>Paid 30 days after invoice</w:t>
+            </w:r>
+          </w:p>
+        </w:tc>
+      </w:tr>
+      <w:tr>
+        <w:tc>
+          <w:tcPr>
+            <w:tcW w:type="dxa" w:w="2160"/>
+          </w:tcPr>
+          <w:p>
+            <w:r>
+              <w:rPr>
+                <w:sz w:val="18"/>
+              </w:rPr>
+              <w:t>Volume-based fee</w:t>
+            </w:r>
+          </w:p>
+        </w:tc>
+        <w:tc>
+          <w:tcPr>
+            <w:tcW w:type="dxa" w:w="2160"/>
+          </w:tcPr>
+          <w:p>
+            <w:r>
+              <w:rPr>
+                <w:sz w:val="18"/>
+              </w:rPr>
+              <w:t>MYR 4.50 per transaction</w:t>
+            </w:r>
+          </w:p>
+        </w:tc>
+        <w:tc>
+          <w:tcPr>
+            <w:tcW w:type="dxa" w:w="2160"/>
+          </w:tcPr>
+          <w:p>
+            <w:r>
+              <w:rPr>
+                <w:sz w:val="18"/>
+              </w:rPr>
+              <w:t>Variable</w:t>
+            </w:r>
+          </w:p>
+        </w:tc>
+        <w:tc>
+          <w:tcPr>
+            <w:tcW w:type="dxa" w:w="2160"/>
+          </w:tcPr>
+          <w:p>
+            <w:r>
+              <w:rPr>
+                <w:sz w:val="18"/>
+              </w:rPr>
+              <w:t>Tiered above 100,000 transactions/month</w:t>
+            </w:r>
+          </w:p>
+        </w:tc>
+      </w:tr>
+      <w:tr>
+        <w:tc>
+          <w:tcPr>
+            <w:tcW w:type="dxa" w:w="2160"/>
+          </w:tcPr>
+          <w:p>
+            <w:r>
+              <w:rPr>
+                <w:sz w:val="18"/>
+              </w:rPr>
+              <w:t>Onboarding fee</w:t>
+            </w:r>
+          </w:p>
+        </w:tc>
+        <w:tc>
+          <w:tcPr>
+            <w:tcW w:type="dxa" w:w="2160"/>
+          </w:tcPr>
+          <w:p>
+            <w:r>
+              <w:rPr>
+                <w:sz w:val="18"/>
+              </w:rPr>
+              <w:t>MYR 180,000</w:t>
+            </w:r>
+          </w:p>
+        </w:tc>
+        <w:tc>
+          <w:tcPr>
+            <w:tcW w:type="dxa" w:w="2160"/>
+          </w:tcPr>
+          <w:p>
+            <w:r>
+              <w:rPr>
+                <w:sz w:val="18"/>
+              </w:rPr>
+              <w:t>One-off</w:t>
+            </w:r>
+          </w:p>
+        </w:tc>
+        <w:tc>
+          <w:tcPr>
+            <w:tcW w:type="dxa" w:w="2160"/>
+          </w:tcPr>
+          <w:p>
+            <w:r>
+              <w:rPr>
+                <w:sz w:val="18"/>
+              </w:rPr>
+              <w:t>Payable on signing</w:t>
+            </w:r>
+          </w:p>
+        </w:tc>
+      </w:tr>
+      <w:tr>
+        <w:tc>
+          <w:tcPr>
+            <w:tcW w:type="dxa" w:w="2160"/>
+          </w:tcPr>
+          <w:p>
+            <w:r>
+              <w:rPr>
+                <w:sz w:val="18"/>
+              </w:rPr>
+              <w:t>Service-credit cap</w:t>
+            </w:r>
+          </w:p>
+        </w:tc>
+        <w:tc>
+          <w:tcPr>
+            <w:tcW w:type="dxa" w:w="2160"/>
+          </w:tcPr>
+          <w:p>
+            <w:r>
+              <w:rPr>
+                <w:sz w:val="18"/>
+              </w:rPr>
+              <w:t>Up to 15% of monthly fee</w:t>
+            </w:r>
+          </w:p>
+        </w:tc>
+        <w:tc>
+          <w:tcPr>
+            <w:tcW w:type="dxa" w:w="2160"/>
+          </w:tcPr>
+          <w:p>
+            <w:r>
+              <w:rPr>
+                <w:sz w:val="18"/>
+              </w:rPr>
+              <w:t>Per month</w:t>
+            </w:r>
+          </w:p>
+        </w:tc>
+        <w:tc>
+          <w:tcPr>
+            <w:tcW w:type="dxa" w:w="2160"/>
+          </w:tcPr>
+          <w:p>
+            <w:r>
+              <w:rPr>
+                <w:sz w:val="18"/>
+              </w:rPr>
+              <w:t>Per Schedule 4</w:t>
+            </w:r>
+          </w:p>
+        </w:tc>
+      </w:tr>
+    </w:tbl>
+    <w:p>
+      <w:pPr>
+        <w:spacing w:before="240" w:after="80"/>
+      </w:pPr>
+      <w:r>
+        <w:rPr>
+          <w:b/>
+          <w:color w:val="1F2D55"/>
+          <w:sz w:val="26"/>
+        </w:rPr>
+        <w:t>4. Service Levels and remedies</w:t>
+      </w:r>
+    </w:p>
+    <w:p>
+      <w:pPr>
+        <w:spacing w:after="80"/>
+      </w:pPr>
+      <w:r>
+        <w:rPr>
+          <w:i w:val="0"/>
+          <w:sz w:val="20"/>
+        </w:rPr>
+        <w:t>Service Levels are set out in Schedule 4. Failure to meet a Service Level results in Service Credits applied automatically on the next invoice. Repeated breach (3 consecutive months or 6 months in any rolling 12) constitutes a Material Breach giving rise to termination rights per clause 12.</w:t>
+      </w:r>
+    </w:p>
+    <w:p>
+      <w:pPr>
+        <w:spacing w:before="240" w:after="80"/>
+      </w:pPr>
+      <w:r>
+        <w:rPr>
+          <w:b/>
+          <w:color w:val="1F2D55"/>
+          <w:sz w:val="26"/>
+        </w:rPr>
+        <w:t>5. Warranties and undertakings</w:t>
       </w:r>
     </w:p>
     <w:p>
       <w:pPr>
         <w:pStyle w:val="ListBullet"/>
+        <w:spacing w:after="40"/>
       </w:pPr>
       <w:r>
-        <w:t>PDPA 2010 (Malaysia) compliance - Supplier acts as Data Processor</w:t>
+        <w:rPr>
+          <w:sz w:val="20"/>
+        </w:rPr>
+        <w:t>Each party warrants that it has full corporate power to enter into this Agreement.</w:t>
       </w:r>
     </w:p>
     <w:p>
       <w:pPr>
         <w:pStyle w:val="ListBullet"/>
+        <w:spacing w:after="40"/>
       </w:pPr>
       <w:r>
-        <w:t>Security: ISO 27001 certification required; annual re-cert evidence to be provided</w:t>
+        <w:rPr>
+          <w:sz w:val="20"/>
+        </w:rPr>
+        <w:t>The Counterparty warrants that the Services will be performed with reasonable skill and care and to Industry Standard.</w:t>
       </w:r>
     </w:p>
     <w:p>
       <w:pPr>
         <w:pStyle w:val="ListBullet"/>
+        <w:spacing w:after="40"/>
       </w:pPr>
       <w:r>
-        <w:t>Data location: Malaysia primary, Singapore DR; written approval for any change</w:t>
+        <w:rPr>
+          <w:sz w:val="20"/>
+        </w:rPr>
+        <w:t>Each party undertakes to comply with applicable Anti-Bribery and Corruption laws and the Zava Anti-Bribery Policy (Schedule 6).</w:t>
       </w:r>
     </w:p>
     <w:p>
       <w:pPr>
         <w:pStyle w:val="ListBullet"/>
+        <w:spacing w:after="40"/>
       </w:pPr>
       <w:r>
-        <w:t>Breach notification: within 24 hours of awareness to the Customer DPO</w:t>
+        <w:rPr>
+          <w:sz w:val="20"/>
+        </w:rPr>
+        <w:t>Each party undertakes to comply with applicable data-protection laws including PDPA (MY) and where applicable UU PDP (ID) and GDPR (EU).</w:t>
       </w:r>
     </w:p>
     <w:p>
       <w:pPr>
-        <w:pStyle w:val="Heading1"/>
+        <w:spacing w:before="240" w:after="80"/>
       </w:pPr>
       <w:r>
-        <w:t>6. Limitation of liability</w:t>
-      </w:r>
-    </w:p>
-    <w:p>
-      <w:r>
-        <w:t>Each Party's aggregate liability under this Agreement (whether in contract, tort, or otherwise) shall be capped at 100% of the fees paid or payable in the 12 months immediately preceding the event giving rise to the claim. The cap shall not apply to: (a) fraud or wilful misconduct; (b) breach of confidentiality; (c) infringement of intellectual property; (d) breach of data protection obligations; (e) personal injury or death caused by negligence.</w:t>
+        <w:rPr>
+          <w:b/>
+          <w:color w:val="1F2D55"/>
+          <w:sz w:val="26"/>
+        </w:rPr>
+        <w:t>6. Confidentiality</w:t>
       </w:r>
     </w:p>
     <w:p>
       <w:pPr>
-        <w:pStyle w:val="Heading1"/>
+        <w:spacing w:after="80"/>
       </w:pPr>
       <w:r>
-        <w:t>7. Open items for negotiation</w:t>
+        <w:rPr>
+          <w:i w:val="0"/>
+          <w:sz w:val="20"/>
+        </w:rPr>
+        <w:t>Each party shall hold the other's Confidential Information in strict confidence, use it solely for the purposes of this Agreement, and disclose it only to Representatives with a need-to-know who are bound by equivalent obligations. Obligations survive 5 years post-termination; trade secrets remain protected for as long as they retain trade-secret character.</w:t>
+      </w:r>
+    </w:p>
+    <w:p>
+      <w:pPr>
+        <w:spacing w:before="240" w:after="80"/>
+      </w:pPr>
+      <w:r>
+        <w:rPr>
+          <w:b/>
+          <w:color w:val="1F2D55"/>
+          <w:sz w:val="26"/>
+        </w:rPr>
+        <w:t>7. Intellectual property</w:t>
+      </w:r>
+    </w:p>
+    <w:p>
+      <w:pPr>
+        <w:spacing w:after="80"/>
+      </w:pPr>
+      <w:r>
+        <w:rPr>
+          <w:i w:val="0"/>
+          <w:sz w:val="20"/>
+        </w:rPr>
+        <w:t>Pre-existing IP remains the property of the originating party. New IP created by the Counterparty in performance of the Services vests in Zava upon creation; the Counterparty assigns all such IP to Zava without further consideration. Each party grants the other a non-exclusive royalty-free licence to use the other party's IP solely to the extent necessary to perform this Agreement.</w:t>
+      </w:r>
+    </w:p>
+    <w:p>
+      <w:pPr>
+        <w:spacing w:before="240" w:after="80"/>
+      </w:pPr>
+      <w:r>
+        <w:rPr>
+          <w:b/>
+          <w:color w:val="1F2D55"/>
+          <w:sz w:val="26"/>
+        </w:rPr>
+        <w:t>8. Liability and indemnity</w:t>
+      </w:r>
+    </w:p>
+    <w:p>
+      <w:pPr>
+        <w:spacing w:after="80"/>
+      </w:pPr>
+      <w:r>
+        <w:rPr>
+          <w:i w:val="0"/>
+          <w:sz w:val="20"/>
+        </w:rPr>
+        <w:t>Each party's aggregate liability under or in connection with this Agreement is capped at 100% of the fees paid or payable in the 12 months preceding the claim. No party is liable for indirect, consequential or loss-of-profit damages except in cases of (a) fraud, (b) wilful misconduct, (c) breach of confidentiality, or (d) IP infringement, for which the cap does not apply.</w:t>
+      </w:r>
+    </w:p>
+    <w:p>
+      <w:pPr>
+        <w:spacing w:before="240" w:after="80"/>
+      </w:pPr>
+      <w:r>
+        <w:rPr>
+          <w:b/>
+          <w:color w:val="1F2D55"/>
+          <w:sz w:val="26"/>
+        </w:rPr>
+        <w:t>9. Insurance</w:t>
+      </w:r>
+    </w:p>
+    <w:tbl>
+      <w:tblPr>
+        <w:tblStyle w:val="LightGrid-Accent1"/>
+        <w:tblW w:type="auto" w:w="0"/>
+        <w:tblLook w:firstColumn="1" w:firstRow="1" w:lastColumn="0" w:lastRow="0" w:noHBand="0" w:noVBand="1" w:val="04A0"/>
+      </w:tblPr>
+      <w:tblGrid>
+        <w:gridCol w:w="2880"/>
+        <w:gridCol w:w="2880"/>
+        <w:gridCol w:w="2880"/>
+      </w:tblGrid>
+      <w:tr>
+        <w:tc>
+          <w:tcPr>
+            <w:tcW w:type="dxa" w:w="2880"/>
+            <w:shd w:val="clear" w:color="auto" w:fill="1F2D55"/>
+          </w:tcPr>
+          <w:p>
+            <w:r>
+              <w:rPr>
+                <w:b/>
+                <w:color w:val="FFFFFF"/>
+                <w:sz w:val="18"/>
+              </w:rPr>
+              <w:t>Cover</w:t>
+            </w:r>
+          </w:p>
+        </w:tc>
+        <w:tc>
+          <w:tcPr>
+            <w:tcW w:type="dxa" w:w="2880"/>
+            <w:shd w:val="clear" w:color="auto" w:fill="1F2D55"/>
+          </w:tcPr>
+          <w:p>
+            <w:r>
+              <w:rPr>
+                <w:b/>
+                <w:color w:val="FFFFFF"/>
+                <w:sz w:val="18"/>
+              </w:rPr>
+              <w:t>Minimum sum insured</w:t>
+            </w:r>
+          </w:p>
+        </w:tc>
+        <w:tc>
+          <w:tcPr>
+            <w:tcW w:type="dxa" w:w="2880"/>
+            <w:shd w:val="clear" w:color="auto" w:fill="1F2D55"/>
+          </w:tcPr>
+          <w:p>
+            <w:r>
+              <w:rPr>
+                <w:b/>
+                <w:color w:val="FFFFFF"/>
+                <w:sz w:val="18"/>
+              </w:rPr>
+              <w:t>Notes</w:t>
+            </w:r>
+          </w:p>
+        </w:tc>
+      </w:tr>
+      <w:tr>
+        <w:tc>
+          <w:tcPr>
+            <w:tcW w:type="dxa" w:w="2880"/>
+          </w:tcPr>
+          <w:p>
+            <w:r>
+              <w:rPr>
+                <w:sz w:val="18"/>
+              </w:rPr>
+              <w:t>Public liability</w:t>
+            </w:r>
+          </w:p>
+        </w:tc>
+        <w:tc>
+          <w:tcPr>
+            <w:tcW w:type="dxa" w:w="2880"/>
+          </w:tcPr>
+          <w:p>
+            <w:r>
+              <w:rPr>
+                <w:sz w:val="18"/>
+              </w:rPr>
+              <w:t>MYR 10,000,000 per occurrence</w:t>
+            </w:r>
+          </w:p>
+        </w:tc>
+        <w:tc>
+          <w:tcPr>
+            <w:tcW w:type="dxa" w:w="2880"/>
+          </w:tcPr>
+          <w:p>
+            <w:r>
+              <w:rPr>
+                <w:sz w:val="18"/>
+              </w:rPr>
+              <w:t>AAA-rated insurer</w:t>
+            </w:r>
+          </w:p>
+        </w:tc>
+      </w:tr>
+      <w:tr>
+        <w:tc>
+          <w:tcPr>
+            <w:tcW w:type="dxa" w:w="2880"/>
+          </w:tcPr>
+          <w:p>
+            <w:r>
+              <w:rPr>
+                <w:sz w:val="18"/>
+              </w:rPr>
+              <w:t>Professional indemnity</w:t>
+            </w:r>
+          </w:p>
+        </w:tc>
+        <w:tc>
+          <w:tcPr>
+            <w:tcW w:type="dxa" w:w="2880"/>
+          </w:tcPr>
+          <w:p>
+            <w:r>
+              <w:rPr>
+                <w:sz w:val="18"/>
+              </w:rPr>
+              <w:t>MYR 20,000,000 in aggregate</w:t>
+            </w:r>
+          </w:p>
+        </w:tc>
+        <w:tc>
+          <w:tcPr>
+            <w:tcW w:type="dxa" w:w="2880"/>
+          </w:tcPr>
+          <w:p>
+            <w:r>
+              <w:rPr>
+                <w:sz w:val="18"/>
+              </w:rPr>
+              <w:t>Required for advisory engagements</w:t>
+            </w:r>
+          </w:p>
+        </w:tc>
+      </w:tr>
+      <w:tr>
+        <w:tc>
+          <w:tcPr>
+            <w:tcW w:type="dxa" w:w="2880"/>
+          </w:tcPr>
+          <w:p>
+            <w:r>
+              <w:rPr>
+                <w:sz w:val="18"/>
+              </w:rPr>
+              <w:t>Cyber liability</w:t>
+            </w:r>
+          </w:p>
+        </w:tc>
+        <w:tc>
+          <w:tcPr>
+            <w:tcW w:type="dxa" w:w="2880"/>
+          </w:tcPr>
+          <w:p>
+            <w:r>
+              <w:rPr>
+                <w:sz w:val="18"/>
+              </w:rPr>
+              <w:t>MYR 25,000,000 in aggregate</w:t>
+            </w:r>
+          </w:p>
+        </w:tc>
+        <w:tc>
+          <w:tcPr>
+            <w:tcW w:type="dxa" w:w="2880"/>
+          </w:tcPr>
+          <w:p>
+            <w:r>
+              <w:rPr>
+                <w:sz w:val="18"/>
+              </w:rPr>
+              <w:t>Required for any party processing Zava data</w:t>
+            </w:r>
+          </w:p>
+        </w:tc>
+      </w:tr>
+      <w:tr>
+        <w:tc>
+          <w:tcPr>
+            <w:tcW w:type="dxa" w:w="2880"/>
+          </w:tcPr>
+          <w:p>
+            <w:r>
+              <w:rPr>
+                <w:sz w:val="18"/>
+              </w:rPr>
+              <w:t>Workmen's comp</w:t>
+            </w:r>
+          </w:p>
+        </w:tc>
+        <w:tc>
+          <w:tcPr>
+            <w:tcW w:type="dxa" w:w="2880"/>
+          </w:tcPr>
+          <w:p>
+            <w:r>
+              <w:rPr>
+                <w:sz w:val="18"/>
+              </w:rPr>
+              <w:t>Statutory minimum</w:t>
+            </w:r>
+          </w:p>
+        </w:tc>
+        <w:tc>
+          <w:tcPr>
+            <w:tcW w:type="dxa" w:w="2880"/>
+          </w:tcPr>
+          <w:p>
+            <w:r>
+              <w:rPr>
+                <w:sz w:val="18"/>
+              </w:rPr>
+              <w:t>All on-site personnel</w:t>
+            </w:r>
+          </w:p>
+        </w:tc>
+      </w:tr>
+    </w:tbl>
+    <w:p>
+      <w:pPr>
+        <w:spacing w:before="240" w:after="80"/>
+      </w:pPr>
+      <w:r>
+        <w:rPr>
+          <w:b/>
+          <w:color w:val="1F2D55"/>
+          <w:sz w:val="26"/>
+        </w:rPr>
+        <w:t>10. Compliance and audit</w:t>
+      </w:r>
+    </w:p>
+    <w:p>
+      <w:pPr>
+        <w:spacing w:after="80"/>
+      </w:pPr>
+      <w:r>
+        <w:rPr>
+          <w:i w:val="0"/>
+          <w:sz w:val="20"/>
+        </w:rPr>
+        <w:t>Zava (or its auditors) may audit the Counterparty's records relating to this Agreement on 14 days' notice, no more than twice per year, during business hours. The Counterparty shall cooperate fully. Findings of material non-compliance must be remediated within 30 days at the Counterparty's cost.</w:t>
+      </w:r>
+    </w:p>
+    <w:p>
+      <w:pPr>
+        <w:spacing w:before="240" w:after="80"/>
+      </w:pPr>
+      <w:r>
+        <w:rPr>
+          <w:b/>
+          <w:color w:val="1F2D55"/>
+          <w:sz w:val="26"/>
+        </w:rPr>
+        <w:t>11. Force majeure</w:t>
+      </w:r>
+    </w:p>
+    <w:p>
+      <w:pPr>
+        <w:spacing w:after="80"/>
+      </w:pPr>
+      <w:r>
+        <w:rPr>
+          <w:i w:val="0"/>
+          <w:sz w:val="20"/>
+        </w:rPr>
+        <w:t>Neither party is in breach for failure to perform caused by a Force Majeure Event, provided the affected party (a) notifies promptly, (b) uses reasonable endeavours to mitigate, and (c) resumes performance once the event abates. If a Force Majeure Event persists &gt;60 days, either party may terminate for convenience without liability beyond accrued amounts.</w:t>
+      </w:r>
+    </w:p>
+    <w:p>
+      <w:pPr>
+        <w:spacing w:before="240" w:after="80"/>
+      </w:pPr>
+      <w:r>
+        <w:rPr>
+          <w:b/>
+          <w:color w:val="1F2D55"/>
+          <w:sz w:val="26"/>
+        </w:rPr>
+        <w:t>12. Termination</w:t>
       </w:r>
     </w:p>
     <w:p>
       <w:pPr>
         <w:pStyle w:val="ListBullet"/>
+        <w:spacing w:after="40"/>
       </w:pPr>
       <w:r>
-        <w:t>Clause 6 cap - we are seeking 200% of trailing 12-month fees</w:t>
+        <w:rPr>
+          <w:sz w:val="20"/>
+        </w:rPr>
+        <w:t>For convenience: 90 days' written notice by either party.</w:t>
       </w:r>
     </w:p>
     <w:p>
       <w:pPr>
         <w:pStyle w:val="ListBullet"/>
+        <w:spacing w:after="40"/>
       </w:pPr>
       <w:r>
-        <w:t>Clause 4 - mutual NDA period - Supplier wants 3 years; we want 5</w:t>
+        <w:rPr>
+          <w:sz w:val="20"/>
+        </w:rPr>
+        <w:t>For Material Breach: 30 days' cure period; immediate if not capable of cure.</w:t>
       </w:r>
     </w:p>
     <w:p>
       <w:pPr>
         <w:pStyle w:val="ListBullet"/>
+        <w:spacing w:after="40"/>
       </w:pPr>
       <w:r>
-        <w:t>Schedule 2 service credits - Supplier wants cap at 5%; we are pushing for 10%</w:t>
+        <w:rPr>
+          <w:sz w:val="20"/>
+        </w:rPr>
+        <w:t>For Insolvency: immediate upon any insolvency event affecting the other party.</w:t>
+      </w:r>
+    </w:p>
+    <w:p>
+      <w:pPr>
+        <w:pStyle w:val="ListBullet"/>
+        <w:spacing w:after="40"/>
+      </w:pPr>
+      <w:r>
+        <w:rPr>
+          <w:sz w:val="20"/>
+        </w:rPr>
+        <w:t>For Change of Control: 60 days' notice if Zava reasonably objects.</w:t>
+      </w:r>
+    </w:p>
+    <w:p>
+      <w:pPr>
+        <w:spacing w:before="240" w:after="80"/>
+      </w:pPr>
+      <w:r>
+        <w:rPr>
+          <w:b/>
+          <w:color w:val="1F2D55"/>
+          <w:sz w:val="26"/>
+        </w:rPr>
+        <w:t>13. Dispute resolution</w:t>
+      </w:r>
+    </w:p>
+    <w:p>
+      <w:pPr>
+        <w:spacing w:after="80"/>
+      </w:pPr>
+      <w:r>
+        <w:rPr>
+          <w:i w:val="0"/>
+          <w:sz w:val="20"/>
+        </w:rPr>
+        <w:t>Disputes shall first be referred to senior management of both parties for good-faith resolution within 30 days. Unresolved disputes shall be referred to arbitration under the AIAC i-Arbitration Rules; seat Kuala Lumpur; English; three-arbitrator panel. The losing party shall bear the costs unless the tribunal orders otherwise.</w:t>
+      </w:r>
+    </w:p>
+    <w:p>
+      <w:pPr>
+        <w:spacing w:before="240" w:after="80"/>
+      </w:pPr>
+      <w:r>
+        <w:rPr>
+          <w:b/>
+          <w:color w:val="1F2D55"/>
+          <w:sz w:val="26"/>
+        </w:rPr>
+        <w:t>14. General provisions</w:t>
+      </w:r>
+    </w:p>
+    <w:p>
+      <w:pPr>
+        <w:pStyle w:val="ListBullet"/>
+        <w:spacing w:after="40"/>
+      </w:pPr>
+      <w:r>
+        <w:rPr>
+          <w:sz w:val="20"/>
+        </w:rPr>
+        <w:t>Notices: in writing to the addresses in Schedule 1, with copy by email to legal@zava-group.com</w:t>
+      </w:r>
+    </w:p>
+    <w:p>
+      <w:pPr>
+        <w:pStyle w:val="ListBullet"/>
+        <w:spacing w:after="40"/>
+      </w:pPr>
+      <w:r>
+        <w:rPr>
+          <w:sz w:val="20"/>
+        </w:rPr>
+        <w:t>Assignment: neither party may assign without the other's written consent (not unreasonably withheld)</w:t>
+      </w:r>
+    </w:p>
+    <w:p>
+      <w:pPr>
+        <w:pStyle w:val="ListBullet"/>
+        <w:spacing w:after="40"/>
+      </w:pPr>
+      <w:r>
+        <w:rPr>
+          <w:sz w:val="20"/>
+        </w:rPr>
+        <w:t>Entire agreement: this Agreement (with Schedules) constitutes the entire understanding; supersedes prior agreements</w:t>
+      </w:r>
+    </w:p>
+    <w:p>
+      <w:pPr>
+        <w:pStyle w:val="ListBullet"/>
+        <w:spacing w:after="40"/>
+      </w:pPr>
+      <w:r>
+        <w:rPr>
+          <w:sz w:val="20"/>
+        </w:rPr>
+        <w:t>Severability: invalidity of any provision does not affect the rest</w:t>
+      </w:r>
+    </w:p>
+    <w:p>
+      <w:pPr>
+        <w:pStyle w:val="ListBullet"/>
+        <w:spacing w:after="40"/>
+      </w:pPr>
+      <w:r>
+        <w:rPr>
+          <w:sz w:val="20"/>
+        </w:rPr>
+        <w:t>Counterparts: may be executed in counterparts; electronic signatures binding</w:t>
+      </w:r>
+    </w:p>
+    <w:p>
+      <w:pPr>
+        <w:spacing w:before="240" w:after="80"/>
+      </w:pPr>
+      <w:r>
+        <w:rPr>
+          <w:b/>
+          <w:color w:val="1F2D55"/>
+          <w:sz w:val="26"/>
+        </w:rPr>
+        <w:t>Execution</w:t>
+      </w:r>
+    </w:p>
+    <w:p>
+      <w:pPr>
+        <w:spacing w:after="80"/>
+      </w:pPr>
+      <w:r>
+        <w:rPr>
+          <w:i w:val="0"/>
+          <w:sz w:val="20"/>
+        </w:rPr>
+        <w:t>IN WITNESS WHEREOF, the parties hereto have executed this Agreement on the Effective Date.</w:t>
+      </w:r>
+    </w:p>
+    <w:p>
+      <w:pPr>
+        <w:spacing w:after="80"/>
+      </w:pPr>
+      <w:r>
+        <w:rPr>
+          <w:i w:val="0"/>
+          <w:sz w:val="20"/>
+        </w:rPr>
+        <w:t>_________________________   For and on behalf of Zava Conglomerate Bhd</w:t>
+      </w:r>
+    </w:p>
+    <w:p>
+      <w:pPr>
+        <w:spacing w:after="80"/>
+      </w:pPr>
+      <w:r>
+        <w:rPr>
+          <w:i w:val="0"/>
+          <w:sz w:val="20"/>
+        </w:rPr>
+        <w:t>Name: Hadar Caspit   ·   Title: Group Chief Financial Officer</w:t>
+      </w:r>
+    </w:p>
+    <w:p>
+      <w:pPr>
+        <w:spacing w:after="80"/>
+      </w:pPr>
+      <w:r>
+        <w:rPr>
+          <w:i w:val="0"/>
+          <w:sz w:val="20"/>
+        </w:rPr>
+      </w:r>
+    </w:p>
+    <w:p>
+      <w:pPr>
+        <w:spacing w:after="80"/>
+      </w:pPr>
+      <w:r>
+        <w:rPr>
+          <w:i w:val="0"/>
+          <w:sz w:val="20"/>
+        </w:rPr>
+        <w:t>_________________________   For and on behalf of [Counterparty]</w:t>
+      </w:r>
+    </w:p>
+    <w:p>
+      <w:pPr>
+        <w:spacing w:after="80"/>
+      </w:pPr>
+      <w:r>
+        <w:rPr>
+          <w:i w:val="0"/>
+          <w:sz w:val="20"/>
+        </w:rPr>
+        <w:t>Name: [name]   ·   Title: [title]</w:t>
+      </w:r>
+    </w:p>
+    <w:p>
+      <w:pPr>
+        <w:jc w:val="center"/>
+      </w:pPr>
+      <w:r>
+        <w:rPr>
+          <w:i/>
+          <w:color w:val="9CA3AF"/>
+          <w:sz w:val="16"/>
+        </w:rPr>
+        <w:t>— END OF DOCUMENT —</w:t>
       </w:r>
     </w:p>
     <w:sectPr>
@@ -699,10 +1893,6 @@
     <w:name w:val="Normal"/>
     <w:qFormat/>
     <w:rsid w:val="00FC693F"/>
-    <w:rPr>
-      <w:rFonts w:ascii="Aptos" w:hAnsi="Aptos"/>
-      <w:sz w:val="22"/>
-    </w:rPr>
   </w:style>
   <w:style w:type="paragraph" w:styleId="Header">
     <w:name w:val="header"/>
